--- a/submission/reports/Research_Paper.docx
+++ b/submission/reports/Research_Paper.docx
@@ -38,7 +38,7 @@
           <w:b/>
           <w:sz w:val="20"/>
         </w:rPr>
-        <w:t>Student Name 1, Student Name 2, Student Name 3, and Dr. Faculty Guide Name (Corresponding Author)</w:t>
+        <w:t>Moinak Dey, Roshni Singh, B. Uma Maheshwar, and Dr. Baljinder Kaur (Corresponding Author)</w:t>
         <w:br/>
       </w:r>
       <w:r>
@@ -46,11 +46,11 @@
           <w:i/>
           <w:sz w:val="18"/>
         </w:rPr>
-        <w:t>Department of Computer Science &amp; Engineering / Robotics and Artificial Intelligence</w:t>
+        <w:t>Department of Computer Science and Engineering</w:t>
         <w:br/>
         <w:t>Chandigarh Engineering College Jhanjeri, Mohali, Punjab - 140307, India</w:t>
         <w:br/>
-        <w:t>Affiliated to I.K. Gujral Punjab Technical University, Jalandhar</w:t>
+        <w:t>Affiliated to I.K. Gujral Punjab Technical University, Jalandhar (Batch: 2023–2027)</w:t>
       </w:r>
     </w:p>
     <w:p>
@@ -253,6 +253,7 @@
       </w:r>
     </w:p>
     <w:sectPr>
+      <w:headerReference w:type="default" r:id="rId9"/>
       <w:pgSz w:w="12240" w:h="15840"/>
       <w:pgMar w:top="1080" w:right="1080" w:bottom="1080" w:left="1080" w:header="720" w:footer="720" w:gutter="0"/>
       <w:cols w:space="720"/>
@@ -260,6 +261,25 @@
     </w:sectPr>
   </w:body>
 </w:document>
+</file>
+
+<file path=word/header1.xml><?xml version="1.0" encoding="utf-8"?>
+<w:hdr xmlns:m="http://schemas.openxmlformats.org/officeDocument/2006/math" xmlns:mc="http://schemas.openxmlformats.org/markup-compatibility/2006" xmlns:mo="http://schemas.microsoft.com/office/mac/office/2008/main" xmlns:mv="urn:schemas-microsoft-com:mac:vml" xmlns:o="urn:schemas-microsoft-com:office:office" xmlns:r="http://schemas.openxmlformats.org/officeDocument/2006/relationships" xmlns:v="urn:schemas-microsoft-com:vml" xmlns:w10="urn:schemas-microsoft-com:office:word" xmlns:w14="http://schemas.microsoft.com/office/word/2010/wordml" xmlns:w="http://schemas.openxmlformats.org/wordprocessingml/2006/main" xmlns:wne="http://schemas.microsoft.com/office/word/2006/wordml" xmlns:wp14="http://schemas.microsoft.com/office/word/2010/wordprocessingDrawing" xmlns:wp="http://schemas.openxmlformats.org/drawingml/2006/wordprocessingDrawing" xmlns:wpc="http://schemas.microsoft.com/office/word/2010/wordprocessingCanvas" xmlns:wpg="http://schemas.microsoft.com/office/word/2010/wordprocessingGroup" xmlns:wpi="http://schemas.microsoft.com/office/word/2010/wordprocessingInk" xmlns:wps="http://schemas.microsoft.com/office/word/2010/wordprocessingShape" mc:Ignorable="w14 wp14">
+  <w:p>
+    <w:pPr>
+      <w:pStyle w:val="Header"/>
+      <w:jc w:val="right"/>
+    </w:pPr>
+    <w:r>
+      <w:rPr>
+        <w:rFonts w:ascii="Times New Roman" w:hAnsi="Times New Roman"/>
+        <w:color w:val="64748B"/>
+        <w:sz w:val="16"/>
+      </w:rPr>
+      <w:t>IEEE ICRAI / CEC Jhanjeri, Mohali | Project-II</w:t>
+    </w:r>
+  </w:p>
+</w:hdr>
 </file>
 
 <file path=word/numbering.xml><?xml version="1.0" encoding="utf-8"?>
